--- a/tables/Table2_characteristics.docx
+++ b/tables/Table2_characteristics.docx
@@ -7,7 +7,7 @@
         <w:rPr>
           <w:b/>
         </w:rPr>
-        <w:t>Table 2. Characteristics of the 103 studies on dengue epidemics in Brazil included in the review.</w:t>
+        <w:t>Table 2. Characteristics of the 286 studies on dengue epidemics in Brazil included in the review.</w:t>
       </w:r>
     </w:p>
     <w:tbl>
@@ -120,7 +120,7 @@
               <w:rPr>
                 <w:sz w:val="18"/>
               </w:rPr>
-              <w:t>4 (3.9)</w:t>
+              <w:t>8 (2.8)</w:t>
             </w:r>
           </w:p>
         </w:tc>
@@ -156,7 +156,7 @@
               <w:rPr>
                 <w:sz w:val="18"/>
               </w:rPr>
-              <w:t>16 (15.5)</w:t>
+              <w:t>30 (10.5)</w:t>
             </w:r>
           </w:p>
         </w:tc>
@@ -192,7 +192,7 @@
               <w:rPr>
                 <w:sz w:val="18"/>
               </w:rPr>
-              <w:t>31 (30.1)</w:t>
+              <w:t>83 (29.0)</w:t>
             </w:r>
           </w:p>
         </w:tc>
@@ -228,7 +228,7 @@
               <w:rPr>
                 <w:sz w:val="18"/>
               </w:rPr>
-              <w:t>29 (28.2)</w:t>
+              <w:t>122 (42.7)</w:t>
             </w:r>
           </w:p>
         </w:tc>
@@ -264,7 +264,7 @@
               <w:rPr>
                 <w:sz w:val="18"/>
               </w:rPr>
-              <w:t>23 (22.3)</w:t>
+              <w:t>43 (15.0)</w:t>
             </w:r>
           </w:p>
         </w:tc>
@@ -330,7 +330,7 @@
               <w:rPr>
                 <w:sz w:val="18"/>
               </w:rPr>
-              <w:t>72 (69.9)</w:t>
+              <w:t>157 (54.9)</w:t>
             </w:r>
           </w:p>
         </w:tc>
@@ -366,7 +366,43 @@
               <w:rPr>
                 <w:sz w:val="18"/>
               </w:rPr>
-              <w:t>27 (26.2)</w:t>
+              <w:t>119 (41.6)</w:t>
+            </w:r>
+          </w:p>
+        </w:tc>
+      </w:tr>
+      <w:tr>
+        <w:tc>
+          <w:tcPr>
+            <w:tcW w:type="dxa" w:w="6236"/>
+          </w:tcPr>
+          <w:p>
+            <w:pPr>
+              <w:spacing w:line="240" w:lineRule="auto"/>
+            </w:pPr>
+            <w:r/>
+            <w:r>
+              <w:rPr>
+                <w:sz w:val="18"/>
+              </w:rPr>
+              <w:t xml:space="preserve">   English/Portuguese</w:t>
+            </w:r>
+          </w:p>
+        </w:tc>
+        <w:tc>
+          <w:tcPr>
+            <w:tcW w:type="dxa" w:w="2268"/>
+          </w:tcPr>
+          <w:p>
+            <w:pPr>
+              <w:spacing w:line="240" w:lineRule="auto"/>
+            </w:pPr>
+            <w:r/>
+            <w:r>
+              <w:rPr>
+                <w:sz w:val="18"/>
+              </w:rPr>
+              <w:t>7 (2.4)</w:t>
             </w:r>
           </w:p>
         </w:tc>
@@ -402,7 +438,7 @@
               <w:rPr>
                 <w:sz w:val="18"/>
               </w:rPr>
-              <w:t>3 (2.9)</w:t>
+              <w:t>3 (1.0)</w:t>
             </w:r>
           </w:p>
         </w:tc>
@@ -421,43 +457,7 @@
               <w:rPr>
                 <w:sz w:val="18"/>
               </w:rPr>
-              <w:t xml:space="preserve">   English/Portuguese</w:t>
-            </w:r>
-          </w:p>
-        </w:tc>
-        <w:tc>
-          <w:tcPr>
-            <w:tcW w:type="dxa" w:w="2268"/>
-          </w:tcPr>
-          <w:p>
-            <w:pPr>
-              <w:spacing w:line="240" w:lineRule="auto"/>
-            </w:pPr>
-            <w:r/>
-            <w:r>
-              <w:rPr>
-                <w:sz w:val="18"/>
-              </w:rPr>
-              <w:t>1 (1.0)</w:t>
-            </w:r>
-          </w:p>
-        </w:tc>
-      </w:tr>
-      <w:tr>
-        <w:tc>
-          <w:tcPr>
-            <w:tcW w:type="dxa" w:w="6236"/>
-          </w:tcPr>
-          <w:p>
-            <w:pPr>
-              <w:spacing w:line="240" w:lineRule="auto"/>
-            </w:pPr>
-            <w:r/>
-            <w:r>
-              <w:rPr>
-                <w:sz w:val="18"/>
-              </w:rPr>
-              <w:t>Database where retrieved (not mutually exclusive)</w:t>
+              <w:t>Source through which the study was first identified</w:t>
             </w:r>
           </w:p>
         </w:tc>
@@ -504,7 +504,7 @@
               <w:rPr>
                 <w:sz w:val="18"/>
               </w:rPr>
-              <w:t>58 (56.3)</w:t>
+              <w:t>58 (20.3)</w:t>
             </w:r>
           </w:p>
         </w:tc>
@@ -540,7 +540,7 @@
               <w:rPr>
                 <w:sz w:val="18"/>
               </w:rPr>
-              <w:t>46 (44.7)</w:t>
+              <w:t>46 (16.1)</w:t>
             </w:r>
           </w:p>
         </w:tc>
@@ -576,7 +576,7 @@
               <w:rPr>
                 <w:sz w:val="18"/>
               </w:rPr>
-              <w:t>8 (7.8)</w:t>
+              <w:t>8 (2.8)</w:t>
             </w:r>
           </w:p>
         </w:tc>
@@ -612,7 +612,43 @@
               <w:rPr>
                 <w:sz w:val="18"/>
               </w:rPr>
-              <w:t>6 (5.8)</w:t>
+              <w:t>6 (2.1)</w:t>
+            </w:r>
+          </w:p>
+        </w:tc>
+      </w:tr>
+      <w:tr>
+        <w:tc>
+          <w:tcPr>
+            <w:tcW w:type="dxa" w:w="6236"/>
+          </w:tcPr>
+          <w:p>
+            <w:pPr>
+              <w:spacing w:line="240" w:lineRule="auto"/>
+            </w:pPr>
+            <w:r/>
+            <w:r>
+              <w:rPr>
+                <w:sz w:val="18"/>
+              </w:rPr>
+              <w:t xml:space="preserve">   LILACS</w:t>
+            </w:r>
+          </w:p>
+        </w:tc>
+        <w:tc>
+          <w:tcPr>
+            <w:tcW w:type="dxa" w:w="2268"/>
+          </w:tcPr>
+          <w:p>
+            <w:pPr>
+              <w:spacing w:line="240" w:lineRule="auto"/>
+            </w:pPr>
+            <w:r/>
+            <w:r>
+              <w:rPr>
+                <w:sz w:val="18"/>
+              </w:rPr>
+              <w:t>183 (64.0)</w:t>
             </w:r>
           </w:p>
         </w:tc>
@@ -678,7 +714,7 @@
               <w:rPr>
                 <w:sz w:val="18"/>
               </w:rPr>
-              <w:t>49 (47.6)</w:t>
+              <w:t>130 (45.5)</w:t>
             </w:r>
           </w:p>
         </w:tc>
@@ -714,7 +750,7 @@
               <w:rPr>
                 <w:sz w:val="18"/>
               </w:rPr>
-              <w:t>20 (19.4)</w:t>
+              <w:t>58 (20.3)</w:t>
             </w:r>
           </w:p>
         </w:tc>
@@ -750,7 +786,7 @@
               <w:rPr>
                 <w:sz w:val="18"/>
               </w:rPr>
-              <w:t>8 (7.8)</w:t>
+              <w:t>20 (7.0)</w:t>
             </w:r>
           </w:p>
         </w:tc>
@@ -786,7 +822,7 @@
               <w:rPr>
                 <w:sz w:val="18"/>
               </w:rPr>
-              <w:t>5 (4.9)</w:t>
+              <w:t>24 (8.4)</w:t>
             </w:r>
           </w:p>
         </w:tc>
@@ -822,7 +858,7 @@
               <w:rPr>
                 <w:sz w:val="18"/>
               </w:rPr>
-              <w:t>2 (1.9)</w:t>
+              <w:t>11 (3.8)</w:t>
             </w:r>
           </w:p>
         </w:tc>
@@ -858,7 +894,43 @@
               <w:rPr>
                 <w:sz w:val="18"/>
               </w:rPr>
-              <w:t>20 (19.4)</w:t>
+              <w:t>38 (13.3)</w:t>
+            </w:r>
+          </w:p>
+        </w:tc>
+      </w:tr>
+      <w:tr>
+        <w:tc>
+          <w:tcPr>
+            <w:tcW w:type="dxa" w:w="6236"/>
+          </w:tcPr>
+          <w:p>
+            <w:pPr>
+              <w:spacing w:line="240" w:lineRule="auto"/>
+            </w:pPr>
+            <w:r/>
+            <w:r>
+              <w:rPr>
+                <w:sz w:val="18"/>
+              </w:rPr>
+              <w:t xml:space="preserve">   Not specified</w:t>
+            </w:r>
+          </w:p>
+        </w:tc>
+        <w:tc>
+          <w:tcPr>
+            <w:tcW w:type="dxa" w:w="2268"/>
+          </w:tcPr>
+          <w:p>
+            <w:pPr>
+              <w:spacing w:line="240" w:lineRule="auto"/>
+            </w:pPr>
+            <w:r/>
+            <w:r>
+              <w:rPr>
+                <w:sz w:val="18"/>
+              </w:rPr>
+              <w:t>6 (2.1)</w:t>
             </w:r>
           </w:p>
         </w:tc>
@@ -924,7 +996,7 @@
               <w:rPr>
                 <w:sz w:val="18"/>
               </w:rPr>
-              <w:t>56 (54.4)</w:t>
+              <w:t>176 (61.5)</w:t>
             </w:r>
           </w:p>
         </w:tc>
@@ -960,7 +1032,7 @@
               <w:rPr>
                 <w:sz w:val="18"/>
               </w:rPr>
-              <w:t>26 (25.2)</w:t>
+              <w:t>66 (23.1)</w:t>
             </w:r>
           </w:p>
         </w:tc>
@@ -996,7 +1068,7 @@
               <w:rPr>
                 <w:sz w:val="18"/>
               </w:rPr>
-              <w:t>2 (1.9)</w:t>
+              <w:t>10 (3.5)</w:t>
             </w:r>
           </w:p>
         </w:tc>
@@ -1032,7 +1104,7 @@
               <w:rPr>
                 <w:sz w:val="18"/>
               </w:rPr>
-              <w:t>19 (18.4)</w:t>
+              <w:t>34 (11.9)</w:t>
             </w:r>
           </w:p>
         </w:tc>
@@ -1081,7 +1153,7 @@
               <w:rPr>
                 <w:sz w:val="18"/>
               </w:rPr>
-              <w:t xml:space="preserve">   Virological, molecular or genomic</w:t>
+              <w:t xml:space="preserve">   Spatial, ecological and determinant analysis</w:t>
             </w:r>
           </w:p>
         </w:tc>
@@ -1098,7 +1170,7 @@
               <w:rPr>
                 <w:sz w:val="18"/>
               </w:rPr>
-              <w:t>22 (21.4)</w:t>
+              <w:t>62 (21.7)</w:t>
             </w:r>
           </w:p>
         </w:tc>
@@ -1134,7 +1206,7 @@
               <w:rPr>
                 <w:sz w:val="18"/>
               </w:rPr>
-              <w:t>18 (17.5)</w:t>
+              <w:t>54 (18.9)</w:t>
             </w:r>
           </w:p>
         </w:tc>
@@ -1170,7 +1242,7 @@
               <w:rPr>
                 <w:sz w:val="18"/>
               </w:rPr>
-              <w:t>16 (15.5)</w:t>
+              <w:t>38 (13.3)</w:t>
             </w:r>
           </w:p>
         </w:tc>
@@ -1189,7 +1261,7 @@
               <w:rPr>
                 <w:sz w:val="18"/>
               </w:rPr>
-              <w:t xml:space="preserve">   Spatial, ecological and determinant analysis</w:t>
+              <w:t xml:space="preserve">   Virological, molecular or genomic</w:t>
             </w:r>
           </w:p>
         </w:tc>
@@ -1206,7 +1278,79 @@
               <w:rPr>
                 <w:sz w:val="18"/>
               </w:rPr>
-              <w:t>13 (12.6)</w:t>
+              <w:t>37 (12.9)</w:t>
+            </w:r>
+          </w:p>
+        </w:tc>
+      </w:tr>
+      <w:tr>
+        <w:tc>
+          <w:tcPr>
+            <w:tcW w:type="dxa" w:w="6236"/>
+          </w:tcPr>
+          <w:p>
+            <w:pPr>
+              <w:spacing w:line="240" w:lineRule="auto"/>
+            </w:pPr>
+            <w:r/>
+            <w:r>
+              <w:rPr>
+                <w:sz w:val="18"/>
+              </w:rPr>
+              <w:t xml:space="preserve">   Control, vaccines and health-system response</w:t>
+            </w:r>
+          </w:p>
+        </w:tc>
+        <w:tc>
+          <w:tcPr>
+            <w:tcW w:type="dxa" w:w="2268"/>
+          </w:tcPr>
+          <w:p>
+            <w:pPr>
+              <w:spacing w:line="240" w:lineRule="auto"/>
+            </w:pPr>
+            <w:r/>
+            <w:r>
+              <w:rPr>
+                <w:sz w:val="18"/>
+              </w:rPr>
+              <w:t>31 (10.8)</w:t>
+            </w:r>
+          </w:p>
+        </w:tc>
+      </w:tr>
+      <w:tr>
+        <w:tc>
+          <w:tcPr>
+            <w:tcW w:type="dxa" w:w="6236"/>
+          </w:tcPr>
+          <w:p>
+            <w:pPr>
+              <w:spacing w:line="240" w:lineRule="auto"/>
+            </w:pPr>
+            <w:r/>
+            <w:r>
+              <w:rPr>
+                <w:sz w:val="18"/>
+              </w:rPr>
+              <w:t xml:space="preserve">   Diagnosis and surveillance performance</w:t>
+            </w:r>
+          </w:p>
+        </w:tc>
+        <w:tc>
+          <w:tcPr>
+            <w:tcW w:type="dxa" w:w="2268"/>
+          </w:tcPr>
+          <w:p>
+            <w:pPr>
+              <w:spacing w:line="240" w:lineRule="auto"/>
+            </w:pPr>
+            <w:r/>
+            <w:r>
+              <w:rPr>
+                <w:sz w:val="18"/>
+              </w:rPr>
+              <w:t>23 (8.0)</w:t>
             </w:r>
           </w:p>
         </w:tc>
@@ -1242,43 +1386,7 @@
               <w:rPr>
                 <w:sz w:val="18"/>
               </w:rPr>
-              <w:t>11 (10.7)</w:t>
-            </w:r>
-          </w:p>
-        </w:tc>
-      </w:tr>
-      <w:tr>
-        <w:tc>
-          <w:tcPr>
-            <w:tcW w:type="dxa" w:w="6236"/>
-          </w:tcPr>
-          <w:p>
-            <w:pPr>
-              <w:spacing w:line="240" w:lineRule="auto"/>
-            </w:pPr>
-            <w:r/>
-            <w:r>
-              <w:rPr>
-                <w:sz w:val="18"/>
-              </w:rPr>
-              <w:t xml:space="preserve">   Diagnosis and surveillance performance</w:t>
-            </w:r>
-          </w:p>
-        </w:tc>
-        <w:tc>
-          <w:tcPr>
-            <w:tcW w:type="dxa" w:w="2268"/>
-          </w:tcPr>
-          <w:p>
-            <w:pPr>
-              <w:spacing w:line="240" w:lineRule="auto"/>
-            </w:pPr>
-            <w:r/>
-            <w:r>
-              <w:rPr>
-                <w:sz w:val="18"/>
-              </w:rPr>
-              <w:t>7 (6.8)</w:t>
+              <w:t>19 (6.6)</w:t>
             </w:r>
           </w:p>
         </w:tc>
@@ -1314,43 +1422,7 @@
               <w:rPr>
                 <w:sz w:val="18"/>
               </w:rPr>
-              <w:t>7 (6.8)</w:t>
-            </w:r>
-          </w:p>
-        </w:tc>
-      </w:tr>
-      <w:tr>
-        <w:tc>
-          <w:tcPr>
-            <w:tcW w:type="dxa" w:w="6236"/>
-          </w:tcPr>
-          <w:p>
-            <w:pPr>
-              <w:spacing w:line="240" w:lineRule="auto"/>
-            </w:pPr>
-            <w:r/>
-            <w:r>
-              <w:rPr>
-                <w:sz w:val="18"/>
-              </w:rPr>
-              <w:t xml:space="preserve">   Control, vaccines and health-system response</w:t>
-            </w:r>
-          </w:p>
-        </w:tc>
-        <w:tc>
-          <w:tcPr>
-            <w:tcW w:type="dxa" w:w="2268"/>
-          </w:tcPr>
-          <w:p>
-            <w:pPr>
-              <w:spacing w:line="240" w:lineRule="auto"/>
-            </w:pPr>
-            <w:r/>
-            <w:r>
-              <w:rPr>
-                <w:sz w:val="18"/>
-              </w:rPr>
-              <w:t>7 (6.8)</w:t>
+              <w:t>13 (4.5)</w:t>
             </w:r>
           </w:p>
         </w:tc>
@@ -1386,7 +1458,7 @@
               <w:rPr>
                 <w:sz w:val="18"/>
               </w:rPr>
-              <w:t>2 (1.9)</w:t>
+              <w:t>9 (3.1)</w:t>
             </w:r>
           </w:p>
         </w:tc>
@@ -1452,7 +1524,7 @@
               <w:rPr>
                 <w:sz w:val="18"/>
               </w:rPr>
-              <w:t>51 (49.5)</w:t>
+              <w:t>75 (26.2)</w:t>
             </w:r>
           </w:p>
         </w:tc>
@@ -1488,7 +1560,7 @@
               <w:rPr>
                 <w:sz w:val="18"/>
               </w:rPr>
-              <w:t>28 (27.2)</w:t>
+              <w:t>68 (23.8)</w:t>
             </w:r>
           </w:p>
         </w:tc>
@@ -1524,7 +1596,7 @@
               <w:rPr>
                 <w:sz w:val="18"/>
               </w:rPr>
-              <w:t>5 (4.9)</w:t>
+              <w:t>6 (2.1)</w:t>
             </w:r>
           </w:p>
         </w:tc>
@@ -1560,7 +1632,7 @@
               <w:rPr>
                 <w:sz w:val="18"/>
               </w:rPr>
-              <w:t>14 (13.6)</w:t>
+              <w:t>127 (44.4)</w:t>
             </w:r>
           </w:p>
         </w:tc>
@@ -1596,7 +1668,7 @@
               <w:rPr>
                 <w:sz w:val="18"/>
               </w:rPr>
-              <w:t>5 (4.9)</w:t>
+              <w:t>10 (3.5)</w:t>
             </w:r>
           </w:p>
         </w:tc>
@@ -1607,7 +1679,7 @@
         <w:rPr>
           <w:sz w:val="18"/>
         </w:rPr>
-        <w:t>Source: The authors. Percentages are calculated over the 103 studies; categories marked as not mutually exclusive may add up to more than 100%.</w:t>
+        <w:t>Source: The authors. Percentages are calculated over the 286 studies; categories marked as not mutually exclusive may add up to more than 100%.</w:t>
       </w:r>
     </w:p>
     <w:sectPr>
